--- a/tillsyn/A 23796-2026 tillsynsbegäran.docx
+++ b/tillsyn/A 23796-2026 tillsynsbegäran.docx
@@ -360,7 +360,7 @@
     <w:r>
       <w:tab/>
       <w:tab/>
-      <w:t>2026-07-28</w:t>
+      <w:t>2026-07-29</w:t>
       <w:br/>
       <w:br/>
     </w:r>

--- a/tillsyn/A 23796-2026 tillsynsbegäran.docx
+++ b/tillsyn/A 23796-2026 tillsynsbegäran.docx
@@ -360,7 +360,7 @@
     <w:r>
       <w:tab/>
       <w:tab/>
-      <w:t>2026-07-29</w:t>
+      <w:t>2026-07-30</w:t>
       <w:br/>
       <w:br/>
     </w:r>

--- a/tillsyn/A 23796-2026 tillsynsbegäran.docx
+++ b/tillsyn/A 23796-2026 tillsynsbegäran.docx
@@ -360,7 +360,7 @@
     <w:r>
       <w:tab/>
       <w:tab/>
-      <w:t>2026-07-30</w:t>
+      <w:t>2026-07-31</w:t>
       <w:br/>
       <w:br/>
     </w:r>

--- a/tillsyn/A 23796-2026 tillsynsbegäran.docx
+++ b/tillsyn/A 23796-2026 tillsynsbegäran.docx
@@ -360,7 +360,7 @@
     <w:r>
       <w:tab/>
       <w:tab/>
-      <w:t>2026-07-31</w:t>
+      <w:t>2026-08-01</w:t>
       <w:br/>
       <w:br/>
     </w:r>

--- a/tillsyn/A 23796-2026 tillsynsbegäran.docx
+++ b/tillsyn/A 23796-2026 tillsynsbegäran.docx
@@ -360,7 +360,7 @@
     <w:r>
       <w:tab/>
       <w:tab/>
-      <w:t>2026-08-01</w:t>
+      <w:t>2026-08-02</w:t>
       <w:br/>
       <w:br/>
     </w:r>

--- a/tillsyn/A 23796-2026 tillsynsbegäran.docx
+++ b/tillsyn/A 23796-2026 tillsynsbegäran.docx
@@ -360,7 +360,7 @@
     <w:r>
       <w:tab/>
       <w:tab/>
-      <w:t>2026-08-02</w:t>
+      <w:t>2026-08-03</w:t>
       <w:br/>
       <w:br/>
     </w:r>

--- a/tillsyn/A 23796-2026 tillsynsbegäran.docx
+++ b/tillsyn/A 23796-2026 tillsynsbegäran.docx
@@ -360,7 +360,7 @@
     <w:r>
       <w:tab/>
       <w:tab/>
-      <w:t>2026-08-03</w:t>
+      <w:t>2026-08-05</w:t>
       <w:br/>
       <w:br/>
     </w:r>

--- a/tillsyn/A 23796-2026 tillsynsbegäran.docx
+++ b/tillsyn/A 23796-2026 tillsynsbegäran.docx
@@ -360,7 +360,7 @@
     <w:r>
       <w:tab/>
       <w:tab/>
-      <w:t>2026-08-05</w:t>
+      <w:t>2026-08-07</w:t>
       <w:br/>
       <w:br/>
     </w:r>

--- a/tillsyn/A 23796-2026 tillsynsbegäran.docx
+++ b/tillsyn/A 23796-2026 tillsynsbegäran.docx
@@ -360,7 +360,7 @@
     <w:r>
       <w:tab/>
       <w:tab/>
-      <w:t>2026-08-07</w:t>
+      <w:t>2026-08-08</w:t>
       <w:br/>
       <w:br/>
     </w:r>

--- a/tillsyn/A 23796-2026 tillsynsbegäran.docx
+++ b/tillsyn/A 23796-2026 tillsynsbegäran.docx
@@ -22,7 +22,7 @@
       <w:r>
         <w:drawing>
           <wp:inline xmlns:a="http://schemas.openxmlformats.org/drawingml/2006/main" xmlns:pic="http://schemas.openxmlformats.org/drawingml/2006/picture">
-            <wp:extent cx="5486400" cy="3563332"/>
+            <wp:extent cx="5486400" cy="3682110"/>
             <wp:docPr id="1" name="Picture 1"/>
             <wp:cNvGraphicFramePr>
               <a:graphicFrameLocks noChangeAspect="1"/>
@@ -43,7 +43,7 @@
                   <pic:spPr>
                     <a:xfrm>
                       <a:off x="0" y="0"/>
-                      <a:ext cx="5486400" cy="3563332"/>
+                      <a:ext cx="5486400" cy="3682110"/>
                     </a:xfrm>
                     <a:prstGeom prst="rect"/>
                   </pic:spPr>
@@ -60,12 +60,12 @@
         <w:spacing w:after="240"/>
       </w:pPr>
       <w:r>
-        <w:t>Figur 1. Fyndplatser för naturvårdsarter inom 18 meter från avverkningsanmälan. Markörer utan svart kant är placerade på fyndplatsen. Markörer med svart kant är placerade vid sidan av fyndplatsen har ett svart streck som visar fyndplatsens exakta position. Kartans mittpunktskoordinat är N 6386971, E 334702 i SWEREF 99 TM.</w:t>
+        <w:t>Figur 1. Fyndplatser för naturvårdsarter inom 18 meter från avverkningsanmälan. Markörer utan svart kant är placerade på fyndplatsen. Markörer med svart kant är placerade vid sidan av fyndplatsen och har ett svart streck som visar fyndplatsens exakta position. Kartans mittpunktskoordinat är N 6386971, E 334702 i SWEREF 99 TM.</w:t>
       </w:r>
     </w:p>
     <w:p>
       <w:r>
-        <w:t>Inom 18 meter från avverkningsanmälan finns fynd av 1 naturvårdsarter, varav 1 är fridlyst och 1 är typisk (T): tjäder (T, §4). Se Figur 1.</w:t>
+        <w:t>Inom 18 meter från avverkningsanmälan finns fynd av 2 naturvårdsarter, varav 1 är rödlistad, 1 är fridlyst och 1 är typisk (T): vitplätt (NT) och tjäder (T, §4). Se Figur 1.</w:t>
       </w:r>
     </w:p>
     <w:p>
@@ -97,6 +97,17 @@
     <w:p>
       <w:r>
         <w:t>Nedan följer beskrivningar av de naturvårdsarter och fridlysta arter som har sina livsmiljöer och växtplatser i den avverkningsanmälda skogen. Se även ytterligare artfakta i BILAGA 1. De påträffade naturvårdsarterna är ett tydligt kvitto på att det rör sig om en skog med höga naturvärden.</w:t>
+      </w:r>
+    </w:p>
+    <w:p>
+      <w:r>
+        <w:rPr>
+          <w:b/>
+        </w:rPr>
+        <w:t>Vitplätt (NT)</w:t>
+      </w:r>
+      <w:r>
+        <w:t xml:space="preserve"> är en nedbrytare av död, hård och torr tallved och orsakar brunröta. Den förekommer mest i äldre, naturskogsliknande tallskog eller blandskog med äldre tall. Arten hotas av avverkning av gammal, senvuxen tall. I södra Sverige råder brist på lämpliga habitat och arten kan inte längre sprida sig utanför sina få kända växtplatser. Lokaler med gammal tall bör undantas från skogsbruk, i synnerhet i södra Sverige (SLU Artdatabanken, 2024).</w:t>
       </w:r>
     </w:p>
     <w:p>
@@ -360,7 +371,7 @@
     <w:r>
       <w:tab/>
       <w:tab/>
-      <w:t>2026-08-14</w:t>
+      <w:t>2026-08-15</w:t>
       <w:br/>
       <w:br/>
     </w:r>

--- a/tillsyn/A 23796-2026 tillsynsbegäran.docx
+++ b/tillsyn/A 23796-2026 tillsynsbegäran.docx
@@ -371,7 +371,7 @@
     <w:r>
       <w:tab/>
       <w:tab/>
-      <w:t>2026-08-15</w:t>
+      <w:t>2026-08-16</w:t>
       <w:br/>
       <w:br/>
     </w:r>

--- a/tillsyn/A 23796-2026 tillsynsbegäran.docx
+++ b/tillsyn/A 23796-2026 tillsynsbegäran.docx
@@ -371,7 +371,7 @@
     <w:r>
       <w:tab/>
       <w:tab/>
-      <w:t>2026-08-16</w:t>
+      <w:t>2026-08-17</w:t>
       <w:br/>
       <w:br/>
     </w:r>

--- a/tillsyn/A 23796-2026 tillsynsbegäran.docx
+++ b/tillsyn/A 23796-2026 tillsynsbegäran.docx
@@ -371,7 +371,7 @@
     <w:r>
       <w:tab/>
       <w:tab/>
-      <w:t>2026-08-17</w:t>
+      <w:t>2026-08-18</w:t>
       <w:br/>
       <w:br/>
     </w:r>

--- a/tillsyn/A 23796-2026 tillsynsbegäran.docx
+++ b/tillsyn/A 23796-2026 tillsynsbegäran.docx
@@ -371,7 +371,7 @@
     <w:r>
       <w:tab/>
       <w:tab/>
-      <w:t>2026-08-18</w:t>
+      <w:t>2026-08-19</w:t>
       <w:br/>
       <w:br/>
     </w:r>

--- a/tillsyn/A 23796-2026 tillsynsbegäran.docx
+++ b/tillsyn/A 23796-2026 tillsynsbegäran.docx
@@ -371,7 +371,7 @@
     <w:r>
       <w:tab/>
       <w:tab/>
-      <w:t>2026-08-19</w:t>
+      <w:t>2026-08-20</w:t>
       <w:br/>
       <w:br/>
     </w:r>

--- a/tillsyn/A 23796-2026 tillsynsbegäran.docx
+++ b/tillsyn/A 23796-2026 tillsynsbegäran.docx
@@ -371,7 +371,7 @@
     <w:r>
       <w:tab/>
       <w:tab/>
-      <w:t>2026-08-20</w:t>
+      <w:t>2026-08-21</w:t>
       <w:br/>
       <w:br/>
     </w:r>

--- a/tillsyn/A 23796-2026 tillsynsbegäran.docx
+++ b/tillsyn/A 23796-2026 tillsynsbegäran.docx
@@ -371,7 +371,7 @@
     <w:r>
       <w:tab/>
       <w:tab/>
-      <w:t>2026-08-21</w:t>
+      <w:t>2026-08-22</w:t>
       <w:br/>
       <w:br/>
     </w:r>

--- a/tillsyn/A 23796-2026 tillsynsbegäran.docx
+++ b/tillsyn/A 23796-2026 tillsynsbegäran.docx
@@ -371,7 +371,7 @@
     <w:r>
       <w:tab/>
       <w:tab/>
-      <w:t>2026-08-22</w:t>
+      <w:t>2026-08-23</w:t>
       <w:br/>
       <w:br/>
     </w:r>

--- a/tillsyn/A 23796-2026 tillsynsbegäran.docx
+++ b/tillsyn/A 23796-2026 tillsynsbegäran.docx
@@ -371,7 +371,7 @@
     <w:r>
       <w:tab/>
       <w:tab/>
-      <w:t>2026-08-23</w:t>
+      <w:t>2026-08-24</w:t>
       <w:br/>
       <w:br/>
     </w:r>

--- a/tillsyn/A 23796-2026 tillsynsbegäran.docx
+++ b/tillsyn/A 23796-2026 tillsynsbegäran.docx
@@ -371,7 +371,7 @@
     <w:r>
       <w:tab/>
       <w:tab/>
-      <w:t>2026-08-24</w:t>
+      <w:t>2026-08-25</w:t>
       <w:br/>
       <w:br/>
     </w:r>

--- a/tillsyn/A 23796-2026 tillsynsbegäran.docx
+++ b/tillsyn/A 23796-2026 tillsynsbegäran.docx
@@ -371,7 +371,7 @@
     <w:r>
       <w:tab/>
       <w:tab/>
-      <w:t>2026-08-25</w:t>
+      <w:t>2026-08-26</w:t>
       <w:br/>
       <w:br/>
     </w:r>

--- a/tillsyn/A 23796-2026 tillsynsbegäran.docx
+++ b/tillsyn/A 23796-2026 tillsynsbegäran.docx
@@ -371,7 +371,7 @@
     <w:r>
       <w:tab/>
       <w:tab/>
-      <w:t>2026-08-26</w:t>
+      <w:t>2026-08-27</w:t>
       <w:br/>
       <w:br/>
     </w:r>

--- a/tillsyn/A 23796-2026 tillsynsbegäran.docx
+++ b/tillsyn/A 23796-2026 tillsynsbegäran.docx
@@ -371,7 +371,7 @@
     <w:r>
       <w:tab/>
       <w:tab/>
-      <w:t>2026-08-27</w:t>
+      <w:t>2026-08-28</w:t>
       <w:br/>
       <w:br/>
     </w:r>

--- a/tillsyn/A 23796-2026 tillsynsbegäran.docx
+++ b/tillsyn/A 23796-2026 tillsynsbegäran.docx
@@ -371,7 +371,7 @@
     <w:r>
       <w:tab/>
       <w:tab/>
-      <w:t>2026-08-28</w:t>
+      <w:t>2026-08-29</w:t>
       <w:br/>
       <w:br/>
     </w:r>

--- a/tillsyn/A 23796-2026 tillsynsbegäran.docx
+++ b/tillsyn/A 23796-2026 tillsynsbegäran.docx
@@ -371,7 +371,7 @@
     <w:r>
       <w:tab/>
       <w:tab/>
-      <w:t>2026-08-29</w:t>
+      <w:t>2026-08-31</w:t>
       <w:br/>
       <w:br/>
     </w:r>

--- a/tillsyn/A 23796-2026 tillsynsbegäran.docx
+++ b/tillsyn/A 23796-2026 tillsynsbegäran.docx
@@ -371,7 +371,7 @@
     <w:r>
       <w:tab/>
       <w:tab/>
-      <w:t>2026-08-31</w:t>
+      <w:t>2026-09-01</w:t>
       <w:br/>
       <w:br/>
     </w:r>

--- a/tillsyn/A 23796-2026 tillsynsbegäran.docx
+++ b/tillsyn/A 23796-2026 tillsynsbegäran.docx
@@ -371,7 +371,7 @@
     <w:r>
       <w:tab/>
       <w:tab/>
-      <w:t>2026-09-01</w:t>
+      <w:t>2026-09-02</w:t>
       <w:br/>
       <w:br/>
     </w:r>

--- a/tillsyn/A 23796-2026 tillsynsbegäran.docx
+++ b/tillsyn/A 23796-2026 tillsynsbegäran.docx
@@ -371,7 +371,7 @@
     <w:r>
       <w:tab/>
       <w:tab/>
-      <w:t>2026-09-02</w:t>
+      <w:t>2026-09-03</w:t>
       <w:br/>
       <w:br/>
     </w:r>

--- a/tillsyn/A 23796-2026 tillsynsbegäran.docx
+++ b/tillsyn/A 23796-2026 tillsynsbegäran.docx
@@ -371,7 +371,7 @@
     <w:r>
       <w:tab/>
       <w:tab/>
-      <w:t>2026-09-03</w:t>
+      <w:t>2026-09-04</w:t>
       <w:br/>
       <w:br/>
     </w:r>

--- a/tillsyn/A 23796-2026 tillsynsbegäran.docx
+++ b/tillsyn/A 23796-2026 tillsynsbegäran.docx
@@ -371,7 +371,7 @@
     <w:r>
       <w:tab/>
       <w:tab/>
-      <w:t>2026-09-04</w:t>
+      <w:t>2026-09-05</w:t>
       <w:br/>
       <w:br/>
     </w:r>

--- a/tillsyn/A 23796-2026 tillsynsbegäran.docx
+++ b/tillsyn/A 23796-2026 tillsynsbegäran.docx
@@ -371,7 +371,7 @@
     <w:r>
       <w:tab/>
       <w:tab/>
-      <w:t>2026-09-05</w:t>
+      <w:t>2026-09-06</w:t>
       <w:br/>
       <w:br/>
     </w:r>

--- a/tillsyn/A 23796-2026 tillsynsbegäran.docx
+++ b/tillsyn/A 23796-2026 tillsynsbegäran.docx
@@ -371,7 +371,7 @@
     <w:r>
       <w:tab/>
       <w:tab/>
-      <w:t>2026-09-06</w:t>
+      <w:t>2026-09-07</w:t>
       <w:br/>
       <w:br/>
     </w:r>

--- a/tillsyn/A 23796-2026 tillsynsbegäran.docx
+++ b/tillsyn/A 23796-2026 tillsynsbegäran.docx
@@ -371,7 +371,7 @@
     <w:r>
       <w:tab/>
       <w:tab/>
-      <w:t>2026-09-07</w:t>
+      <w:t>2026-09-08</w:t>
       <w:br/>
       <w:br/>
     </w:r>

--- a/tillsyn/A 23796-2026 tillsynsbegäran.docx
+++ b/tillsyn/A 23796-2026 tillsynsbegäran.docx
@@ -371,7 +371,7 @@
     <w:r>
       <w:tab/>
       <w:tab/>
-      <w:t>2026-09-08</w:t>
+      <w:t>2026-09-09</w:t>
       <w:br/>
       <w:br/>
     </w:r>

--- a/tillsyn/A 23796-2026 tillsynsbegäran.docx
+++ b/tillsyn/A 23796-2026 tillsynsbegäran.docx
@@ -371,7 +371,7 @@
     <w:r>
       <w:tab/>
       <w:tab/>
-      <w:t>2026-09-09</w:t>
+      <w:t>2026-09-10</w:t>
       <w:br/>
       <w:br/>
     </w:r>

--- a/tillsyn/A 23796-2026 tillsynsbegäran.docx
+++ b/tillsyn/A 23796-2026 tillsynsbegäran.docx
@@ -371,7 +371,7 @@
     <w:r>
       <w:tab/>
       <w:tab/>
-      <w:t>2026-09-10</w:t>
+      <w:t>2026-09-11</w:t>
       <w:br/>
       <w:br/>
     </w:r>

--- a/tillsyn/A 23796-2026 tillsynsbegäran.docx
+++ b/tillsyn/A 23796-2026 tillsynsbegäran.docx
@@ -371,7 +371,7 @@
     <w:r>
       <w:tab/>
       <w:tab/>
-      <w:t>2026-09-11</w:t>
+      <w:t>2026-09-12</w:t>
       <w:br/>
       <w:br/>
     </w:r>

--- a/tillsyn/A 23796-2026 tillsynsbegäran.docx
+++ b/tillsyn/A 23796-2026 tillsynsbegäran.docx
@@ -371,7 +371,7 @@
     <w:r>
       <w:tab/>
       <w:tab/>
-      <w:t>2026-09-12</w:t>
+      <w:t>2026-09-13</w:t>
       <w:br/>
       <w:br/>
     </w:r>
